--- a/Opleverset/Documentatie/Adviezen.docx
+++ b/Opleverset/Documentatie/Adviezen.docx
@@ -5,25 +5,143 @@
     <w:p>
       <w:pPr>
         <w:pStyle w:val="Title"/>
-        <w:rPr>
-          <w:lang w:val="en-US"/>
-        </w:rPr>
-      </w:pPr>
-      <w:proofErr w:type="spellStart"/>
-      <w:r>
-        <w:rPr>
-          <w:lang w:val="en-US"/>
-        </w:rPr>
+      </w:pPr>
+      <w:r>
         <w:t>Projectadviezen</w:t>
       </w:r>
-      <w:proofErr w:type="spellEnd"/>
     </w:p>
     <w:p>
-      <w:pPr>
-        <w:rPr>
-          <w:lang w:val="en-US"/>
-        </w:rPr>
-      </w:pPr>
+      <w:r>
+        <w:t>Matthijs ‘t Hart</w:t>
+      </w:r>
+      <w:r>
+        <w:br/>
+      </w:r>
+      <w:proofErr w:type="spellStart"/>
+      <w:r>
+        <w:t>Kyrill</w:t>
+      </w:r>
+      <w:proofErr w:type="spellEnd"/>
+      <w:r>
+        <w:t xml:space="preserve"> Kriek</w:t>
+      </w:r>
+      <w:r>
+        <w:br/>
+      </w:r>
+      <w:proofErr w:type="spellStart"/>
+      <w:r>
+        <w:t>Dax</w:t>
+      </w:r>
+      <w:proofErr w:type="spellEnd"/>
+      <w:r>
+        <w:t xml:space="preserve"> Visser</w:t>
+      </w:r>
+    </w:p>
+    <w:p>
+      <w:r>
+        <w:t>In dit docum</w:t>
+      </w:r>
+      <w:r>
+        <w:t xml:space="preserve">ent gaan wij over onze adviezen voor de uiteindelijke uitwerking, waar er op gelet moet worden, en waar wij geen advies over kunnen geven. </w:t>
+      </w:r>
+    </w:p>
+    <w:p>
+      <w:r>
+        <w:t>Adviezen voor de uitwerkingen:</w:t>
+      </w:r>
+    </w:p>
+    <w:p>
+      <w:pPr>
+        <w:pStyle w:val="ListParagraph"/>
+        <w:numPr>
+          <w:ilvl w:val="0"/>
+          <w:numId w:val="1"/>
+        </w:numPr>
+      </w:pPr>
+      <w:r>
+        <w:t>Maak gebruik van “</w:t>
+      </w:r>
+      <w:proofErr w:type="spellStart"/>
+      <w:r>
+        <w:t>valves</w:t>
+      </w:r>
+      <w:proofErr w:type="spellEnd"/>
+      <w:r>
+        <w:t>”, oftewel schakelaren om water door te laten of tegen te houden. Bij ons schaalmodel hadden we een set aan miniatuur-waterpompen die water door lieten terwijl er geen stroom op stond, maar dat is voor het eindresultaat niet ideaal.</w:t>
+      </w:r>
+    </w:p>
+    <w:p>
+      <w:pPr>
+        <w:pStyle w:val="ListParagraph"/>
+      </w:pPr>
+    </w:p>
+    <w:p>
+      <w:pPr>
+        <w:pStyle w:val="ListParagraph"/>
+        <w:numPr>
+          <w:ilvl w:val="0"/>
+          <w:numId w:val="1"/>
+        </w:numPr>
+      </w:pPr>
+      <w:r>
+        <w:t xml:space="preserve">Bespaar geen kosten op een sensor. Die van ons was aan de goedkopere kant, waardoor we veel omwegen moesten nemen om te zorgen dat deze goed gekalibreerd was. Met wat extra uitgaves hoeft daar niet op gelet te worden. </w:t>
+      </w:r>
+    </w:p>
+    <w:p>
+      <w:pPr>
+        <w:pStyle w:val="ListParagraph"/>
+      </w:pPr>
+    </w:p>
+    <w:p>
+      <w:pPr>
+        <w:pStyle w:val="ListParagraph"/>
+        <w:numPr>
+          <w:ilvl w:val="0"/>
+          <w:numId w:val="1"/>
+        </w:numPr>
+      </w:pPr>
+      <w:r>
+        <w:t>-</w:t>
+      </w:r>
+    </w:p>
+    <w:p>
+      <w:pPr>
+        <w:pStyle w:val="ListParagraph"/>
+      </w:pPr>
+    </w:p>
+    <w:p>
+      <w:r>
+        <w:t>Waar kunnen wij geen adviezen over geven?</w:t>
+      </w:r>
+    </w:p>
+    <w:p>
+      <w:pPr>
+        <w:pStyle w:val="ListParagraph"/>
+        <w:numPr>
+          <w:ilvl w:val="0"/>
+          <w:numId w:val="1"/>
+        </w:numPr>
+      </w:pPr>
+      <w:r>
+        <w:t>Materiaalgebruik. Aangezien wij niet opgeleid zijn tot echte designs en modellen te maken, hebben wij niet de kennis om aan te geven welke materialen het beste zijn om te gebruiken.</w:t>
+      </w:r>
+    </w:p>
+    <w:p>
+      <w:pPr>
+        <w:pStyle w:val="ListParagraph"/>
+      </w:pPr>
+    </w:p>
+    <w:p>
+      <w:pPr>
+        <w:pStyle w:val="ListParagraph"/>
+        <w:numPr>
+          <w:ilvl w:val="0"/>
+          <w:numId w:val="1"/>
+        </w:numPr>
+      </w:pPr>
+      <w:r>
+        <w:t xml:space="preserve">Afmetingen en inhoud van de ballasttanks. Wij hebben natuurlijk berekeningen gedaan als tot hoe groot de ballasttanks moeten zijn voor ons schaalmodel, maar ondanks dat ons model op 1:100 schaal is, kunnen wij niet zeggen dat gewoon die afmetingen x100 genoeg zal zijn. Hiervoor zal en externe opleiding of extern team onderzoek moeten uitvoeren. </w:t>
+      </w:r>
     </w:p>
     <w:sectPr>
       <w:pgSz w:w="11906" w:h="16838"/>
@@ -33,6 +151,126 @@
     </w:sectPr>
   </w:body>
 </w:document>
+</file>
+
+<file path=word/numbering.xml><?xml version="1.0" encoding="utf-8"?>
+<w:numbering xmlns:wpc="http://schemas.microsoft.com/office/word/2010/wordprocessingCanvas" xmlns:cx="http://schemas.microsoft.com/office/drawing/2014/chartex" xmlns:cx1="http://schemas.microsoft.com/office/drawing/2015/9/8/chartex" xmlns:cx2="http://schemas.microsoft.com/office/drawing/2015/10/21/chartex" xmlns:cx3="http://schemas.microsoft.com/office/drawing/2016/5/9/chartex" xmlns:cx4="http://schemas.microsoft.com/office/drawing/2016/5/10/chartex" xmlns:cx5="http://schemas.microsoft.com/office/drawing/2016/5/11/chartex" xmlns:cx6="http://schemas.microsoft.com/office/drawing/2016/5/12/chartex" xmlns:cx7="http://schemas.microsoft.com/office/drawing/2016/5/13/chartex" xmlns:cx8="http://schemas.microsoft.com/office/drawing/2016/5/14/chartex" xmlns:mc="http://schemas.openxmlformats.org/markup-compatibility/2006" xmlns:aink="http://schemas.microsoft.com/office/drawing/2016/ink" xmlns:am3d="http://schemas.microsoft.com/office/drawing/2017/model3d" xmlns:o="urn:schemas-microsoft-com:office:office" xmlns:oel="http://schemas.microsoft.com/office/2019/extlst" xmlns:r="http://schemas.openxmlformats.org/officeDocument/2006/relationships" xmlns:m="http://schemas.openxmlformats.org/officeDocument/2006/math" xmlns:v="urn:schemas-microsoft-com:vml" xmlns:wp14="http://schemas.microsoft.com/office/word/2010/wordprocessingDrawing" xmlns:wp="http://schemas.openxmlformats.org/drawingml/2006/wordprocessingDrawing" xmlns:w10="urn:schemas-microsoft-com:office:word" xmlns:w="http://schemas.openxmlformats.org/wordprocessingml/2006/main" xmlns:w14="http://schemas.microsoft.com/office/word/2010/wordml" xmlns:w15="http://schemas.microsoft.com/office/word/2012/wordml" xmlns:w16cex="http://schemas.microsoft.com/office/word/2018/wordml/cex" xmlns:w16cid="http://schemas.microsoft.com/office/word/2016/wordml/cid" xmlns:w16="http://schemas.microsoft.com/office/word/2018/wordml" xmlns:w16du="http://schemas.microsoft.com/office/word/2023/wordml/word16du" xmlns:w16sdtdh="http://schemas.microsoft.com/office/word/2020/wordml/sdtdatahash" xmlns:w16sdtfl="http://schemas.microsoft.com/office/word/2024/wordml/sdtformatlock" xmlns:w16se="http://schemas.microsoft.com/office/word/2015/wordml/symex" xmlns:wpg="http://schemas.microsoft.com/office/word/2010/wordprocessingGroup" xmlns:wpi="http://schemas.microsoft.com/office/word/2010/wordprocessingInk" xmlns:wne="http://schemas.microsoft.com/office/word/2006/wordml" xmlns:wps="http://schemas.microsoft.com/office/word/2010/wordprocessingShape" mc:Ignorable="w14 w15 w16se w16cid w16 w16cex w16sdtdh w16sdtfl w16du wp14">
+  <w:abstractNum w:abstractNumId="0" w15:restartNumberingAfterBreak="0">
+    <w:nsid w:val="1B3C7845"/>
+    <w:multiLevelType w:val="hybridMultilevel"/>
+    <w:tmpl w:val="85022290"/>
+    <w:lvl w:ilvl="0" w:tplc="BAA03584">
+      <w:numFmt w:val="bullet"/>
+      <w:lvlText w:val="-"/>
+      <w:lvlJc w:val="left"/>
+      <w:pPr>
+        <w:ind w:left="720" w:hanging="360"/>
+      </w:pPr>
+      <w:rPr>
+        <w:rFonts w:ascii="Aptos" w:eastAsiaTheme="minorHAnsi" w:hAnsi="Aptos" w:cstheme="minorBidi" w:hint="default"/>
+      </w:rPr>
+    </w:lvl>
+    <w:lvl w:ilvl="1" w:tplc="04130003" w:tentative="1">
+      <w:start w:val="1"/>
+      <w:numFmt w:val="bullet"/>
+      <w:lvlText w:val="o"/>
+      <w:lvlJc w:val="left"/>
+      <w:pPr>
+        <w:ind w:left="1440" w:hanging="360"/>
+      </w:pPr>
+      <w:rPr>
+        <w:rFonts w:ascii="Courier New" w:hAnsi="Courier New" w:cs="Courier New" w:hint="default"/>
+      </w:rPr>
+    </w:lvl>
+    <w:lvl w:ilvl="2" w:tplc="04130005" w:tentative="1">
+      <w:start w:val="1"/>
+      <w:numFmt w:val="bullet"/>
+      <w:lvlText w:val=""/>
+      <w:lvlJc w:val="left"/>
+      <w:pPr>
+        <w:ind w:left="2160" w:hanging="360"/>
+      </w:pPr>
+      <w:rPr>
+        <w:rFonts w:ascii="Wingdings" w:hAnsi="Wingdings" w:hint="default"/>
+      </w:rPr>
+    </w:lvl>
+    <w:lvl w:ilvl="3" w:tplc="04130001" w:tentative="1">
+      <w:start w:val="1"/>
+      <w:numFmt w:val="bullet"/>
+      <w:lvlText w:val=""/>
+      <w:lvlJc w:val="left"/>
+      <w:pPr>
+        <w:ind w:left="2880" w:hanging="360"/>
+      </w:pPr>
+      <w:rPr>
+        <w:rFonts w:ascii="Symbol" w:hAnsi="Symbol" w:hint="default"/>
+      </w:rPr>
+    </w:lvl>
+    <w:lvl w:ilvl="4" w:tplc="04130003" w:tentative="1">
+      <w:start w:val="1"/>
+      <w:numFmt w:val="bullet"/>
+      <w:lvlText w:val="o"/>
+      <w:lvlJc w:val="left"/>
+      <w:pPr>
+        <w:ind w:left="3600" w:hanging="360"/>
+      </w:pPr>
+      <w:rPr>
+        <w:rFonts w:ascii="Courier New" w:hAnsi="Courier New" w:cs="Courier New" w:hint="default"/>
+      </w:rPr>
+    </w:lvl>
+    <w:lvl w:ilvl="5" w:tplc="04130005" w:tentative="1">
+      <w:start w:val="1"/>
+      <w:numFmt w:val="bullet"/>
+      <w:lvlText w:val=""/>
+      <w:lvlJc w:val="left"/>
+      <w:pPr>
+        <w:ind w:left="4320" w:hanging="360"/>
+      </w:pPr>
+      <w:rPr>
+        <w:rFonts w:ascii="Wingdings" w:hAnsi="Wingdings" w:hint="default"/>
+      </w:rPr>
+    </w:lvl>
+    <w:lvl w:ilvl="6" w:tplc="04130001" w:tentative="1">
+      <w:start w:val="1"/>
+      <w:numFmt w:val="bullet"/>
+      <w:lvlText w:val=""/>
+      <w:lvlJc w:val="left"/>
+      <w:pPr>
+        <w:ind w:left="5040" w:hanging="360"/>
+      </w:pPr>
+      <w:rPr>
+        <w:rFonts w:ascii="Symbol" w:hAnsi="Symbol" w:hint="default"/>
+      </w:rPr>
+    </w:lvl>
+    <w:lvl w:ilvl="7" w:tplc="04130003" w:tentative="1">
+      <w:start w:val="1"/>
+      <w:numFmt w:val="bullet"/>
+      <w:lvlText w:val="o"/>
+      <w:lvlJc w:val="left"/>
+      <w:pPr>
+        <w:ind w:left="5760" w:hanging="360"/>
+      </w:pPr>
+      <w:rPr>
+        <w:rFonts w:ascii="Courier New" w:hAnsi="Courier New" w:cs="Courier New" w:hint="default"/>
+      </w:rPr>
+    </w:lvl>
+    <w:lvl w:ilvl="8" w:tplc="04130005" w:tentative="1">
+      <w:start w:val="1"/>
+      <w:numFmt w:val="bullet"/>
+      <w:lvlText w:val=""/>
+      <w:lvlJc w:val="left"/>
+      <w:pPr>
+        <w:ind w:left="6480" w:hanging="360"/>
+      </w:pPr>
+      <w:rPr>
+        <w:rFonts w:ascii="Wingdings" w:hAnsi="Wingdings" w:hint="default"/>
+      </w:rPr>
+    </w:lvl>
+  </w:abstractNum>
+  <w:num w:numId="1" w16cid:durableId="160236676">
+    <w:abstractNumId w:val="0"/>
+  </w:num>
+</w:numbering>
 </file>
 
 <file path=word/styles.xml><?xml version="1.0" encoding="utf-8"?>

--- a/Opleverset/Documentatie/Adviezen.docx
+++ b/Opleverset/Documentatie/Adviezen.docx
@@ -4,7 +4,7 @@
   <w:body>
     <w:p>
       <w:pPr>
-        <w:pStyle w:val="Title"/>
+        <w:pStyle w:val="Titel"/>
       </w:pPr>
       <w:r>
         <w:t>Projectadviezen</w:t>
@@ -16,25 +16,11 @@
       </w:r>
       <w:r>
         <w:br/>
-      </w:r>
-      <w:proofErr w:type="spellStart"/>
-      <w:r>
-        <w:t>Kyrill</w:t>
-      </w:r>
-      <w:proofErr w:type="spellEnd"/>
-      <w:r>
-        <w:t xml:space="preserve"> Kriek</w:t>
+        <w:t>Kyrill Kriek</w:t>
       </w:r>
       <w:r>
         <w:br/>
-      </w:r>
-      <w:proofErr w:type="spellStart"/>
-      <w:r>
-        <w:t>Dax</w:t>
-      </w:r>
-      <w:proofErr w:type="spellEnd"/>
-      <w:r>
-        <w:t xml:space="preserve"> Visser</w:t>
+        <w:t>Dax Visser</w:t>
       </w:r>
     </w:p>
     <w:p>
@@ -52,32 +38,24 @@
     </w:p>
     <w:p>
       <w:pPr>
-        <w:pStyle w:val="ListParagraph"/>
+        <w:pStyle w:val="Lijstalinea"/>
         <w:numPr>
           <w:ilvl w:val="0"/>
           <w:numId w:val="1"/>
         </w:numPr>
       </w:pPr>
       <w:r>
-        <w:t>Maak gebruik van “</w:t>
-      </w:r>
-      <w:proofErr w:type="spellStart"/>
-      <w:r>
-        <w:t>valves</w:t>
-      </w:r>
-      <w:proofErr w:type="spellEnd"/>
-      <w:r>
-        <w:t>”, oftewel schakelaren om water door te laten of tegen te houden. Bij ons schaalmodel hadden we een set aan miniatuur-waterpompen die water door lieten terwijl er geen stroom op stond, maar dat is voor het eindresultaat niet ideaal.</w:t>
+        <w:t>Maak gebruik van “valves”, oftewel schakelaren om water door te laten of tegen te houden. Bij ons schaalmodel hadden we een set aan miniatuur-waterpompen die water door lieten terwijl er geen stroom op stond, maar dat is voor het eindresultaat niet ideaal.</w:t>
       </w:r>
     </w:p>
     <w:p>
       <w:pPr>
-        <w:pStyle w:val="ListParagraph"/>
+        <w:pStyle w:val="Lijstalinea"/>
       </w:pPr>
     </w:p>
     <w:p>
       <w:pPr>
-        <w:pStyle w:val="ListParagraph"/>
+        <w:pStyle w:val="Lijstalinea"/>
         <w:numPr>
           <w:ilvl w:val="0"/>
           <w:numId w:val="1"/>
@@ -89,51 +67,98 @@
     </w:p>
     <w:p>
       <w:pPr>
-        <w:pStyle w:val="ListParagraph"/>
+        <w:pStyle w:val="Lijstalinea"/>
       </w:pPr>
     </w:p>
     <w:p>
       <w:pPr>
-        <w:pStyle w:val="ListParagraph"/>
+        <w:pStyle w:val="Lijstalinea"/>
         <w:numPr>
           <w:ilvl w:val="0"/>
           <w:numId w:val="1"/>
         </w:numPr>
       </w:pPr>
       <w:r>
-        <w:t>-</w:t>
+        <w:t>Zorg dat de data (zoals waterniveaus, sensorwaardes, pompstatus etc.) inzichtelijk is via een gebruiksvriendelijke webinterface. Zo kunnen ook mensen mogelijk</w:t>
+      </w:r>
+      <w:r>
+        <w:t xml:space="preserve"> </w:t>
+      </w:r>
+      <w:r>
+        <w:t>live</w:t>
+      </w:r>
+      <w:r>
+        <w:t xml:space="preserve"> </w:t>
+      </w:r>
+      <w:r>
+        <w:t>gegevens</w:t>
+      </w:r>
+      <w:r>
+        <w:t xml:space="preserve"> </w:t>
+      </w:r>
+      <w:r>
+        <w:t>vanaf elke locatie en zonder speciale software</w:t>
+      </w:r>
+      <w:r>
+        <w:t xml:space="preserve">. </w:t>
+      </w:r>
+      <w:r>
+        <w:t>In ons eigen project hebben wij uiteindelijk géén webinterface geïmplementeerd, omdat we te veel vertraging (delay) merkten in het versturen en ontvangen van data tussen systeem en interface. Hierdoor werd real-time monitoring niet haalbaar met onze hardware en set-up.</w:t>
       </w:r>
     </w:p>
     <w:p>
       <w:pPr>
-        <w:pStyle w:val="ListParagraph"/>
+        <w:pStyle w:val="Lijstalinea"/>
       </w:pPr>
     </w:p>
     <w:p>
-      <w:r>
-        <w:t>Waar kunnen wij geen adviezen over geven?</w:t>
-      </w:r>
-    </w:p>
-    <w:p>
-      <w:pPr>
-        <w:pStyle w:val="ListParagraph"/>
+      <w:pPr>
+        <w:pStyle w:val="Lijstalinea"/>
         <w:numPr>
           <w:ilvl w:val="0"/>
           <w:numId w:val="1"/>
         </w:numPr>
-      </w:pPr>
-      <w:r>
-        <w:t>Materiaalgebruik. Aangezien wij niet opgeleid zijn tot echte designs en modellen te maken, hebben wij niet de kennis om aan te geven welke materialen het beste zijn om te gebruiken.</w:t>
+        <w:rPr>
+          <w:highlight w:val="yellow"/>
+        </w:rPr>
+      </w:pPr>
+      <w:r>
+        <w:rPr>
+          <w:highlight w:val="yellow"/>
+        </w:rPr>
+        <w:t>Iets over code?</w:t>
       </w:r>
     </w:p>
     <w:p>
       <w:pPr>
-        <w:pStyle w:val="ListParagraph"/>
+        <w:pStyle w:val="Lijstalinea"/>
       </w:pPr>
     </w:p>
     <w:p>
-      <w:pPr>
-        <w:pStyle w:val="ListParagraph"/>
+      <w:r>
+        <w:t>Waar kunnen wij geen adviezen over geven?</w:t>
+      </w:r>
+    </w:p>
+    <w:p>
+      <w:pPr>
+        <w:pStyle w:val="Lijstalinea"/>
+        <w:numPr>
+          <w:ilvl w:val="0"/>
+          <w:numId w:val="1"/>
+        </w:numPr>
+      </w:pPr>
+      <w:r>
+        <w:t>Materiaalgebruik. Aangezien wij niet opgeleid zijn tot echte designs en modellen te maken, hebben wij niet de kennis om aan te geven welke materialen het beste zijn om te gebruiken.</w:t>
+      </w:r>
+    </w:p>
+    <w:p>
+      <w:pPr>
+        <w:pStyle w:val="Lijstalinea"/>
+      </w:pPr>
+    </w:p>
+    <w:p>
+      <w:pPr>
+        <w:pStyle w:val="Lijstalinea"/>
         <w:numPr>
           <w:ilvl w:val="0"/>
           <w:numId w:val="1"/>
@@ -670,15 +695,15 @@
     <w:lsdException w:name="Unresolved Mention" w:semiHidden="1" w:unhideWhenUsed="1"/>
     <w:lsdException w:name="Smart Link" w:semiHidden="1" w:unhideWhenUsed="1"/>
   </w:latentStyles>
-  <w:style w:type="paragraph" w:default="1" w:styleId="Normal">
+  <w:style w:type="paragraph" w:default="1" w:styleId="Standaard">
     <w:name w:val="Normal"/>
     <w:qFormat/>
   </w:style>
-  <w:style w:type="paragraph" w:styleId="Heading1">
+  <w:style w:type="paragraph" w:styleId="Kop1">
     <w:name w:val="heading 1"/>
-    <w:basedOn w:val="Normal"/>
-    <w:next w:val="Normal"/>
-    <w:link w:val="Heading1Char"/>
+    <w:basedOn w:val="Standaard"/>
+    <w:next w:val="Standaard"/>
+    <w:link w:val="Kop1Char"/>
     <w:uiPriority w:val="9"/>
     <w:qFormat/>
     <w:rsid w:val="009A306F"/>
@@ -695,11 +720,11 @@
       <w:szCs w:val="40"/>
     </w:rPr>
   </w:style>
-  <w:style w:type="paragraph" w:styleId="Heading2">
+  <w:style w:type="paragraph" w:styleId="Kop2">
     <w:name w:val="heading 2"/>
-    <w:basedOn w:val="Normal"/>
-    <w:next w:val="Normal"/>
-    <w:link w:val="Heading2Char"/>
+    <w:basedOn w:val="Standaard"/>
+    <w:next w:val="Standaard"/>
+    <w:link w:val="Kop2Char"/>
     <w:uiPriority w:val="9"/>
     <w:semiHidden/>
     <w:unhideWhenUsed/>
@@ -718,11 +743,11 @@
       <w:szCs w:val="32"/>
     </w:rPr>
   </w:style>
-  <w:style w:type="paragraph" w:styleId="Heading3">
+  <w:style w:type="paragraph" w:styleId="Kop3">
     <w:name w:val="heading 3"/>
-    <w:basedOn w:val="Normal"/>
-    <w:next w:val="Normal"/>
-    <w:link w:val="Heading3Char"/>
+    <w:basedOn w:val="Standaard"/>
+    <w:next w:val="Standaard"/>
+    <w:link w:val="Kop3Char"/>
     <w:uiPriority w:val="9"/>
     <w:semiHidden/>
     <w:unhideWhenUsed/>
@@ -741,11 +766,11 @@
       <w:szCs w:val="28"/>
     </w:rPr>
   </w:style>
-  <w:style w:type="paragraph" w:styleId="Heading4">
+  <w:style w:type="paragraph" w:styleId="Kop4">
     <w:name w:val="heading 4"/>
-    <w:basedOn w:val="Normal"/>
-    <w:next w:val="Normal"/>
-    <w:link w:val="Heading4Char"/>
+    <w:basedOn w:val="Standaard"/>
+    <w:next w:val="Standaard"/>
+    <w:link w:val="Kop4Char"/>
     <w:uiPriority w:val="9"/>
     <w:semiHidden/>
     <w:unhideWhenUsed/>
@@ -764,11 +789,11 @@
       <w:color w:val="0F4761" w:themeColor="accent1" w:themeShade="BF"/>
     </w:rPr>
   </w:style>
-  <w:style w:type="paragraph" w:styleId="Heading5">
+  <w:style w:type="paragraph" w:styleId="Kop5">
     <w:name w:val="heading 5"/>
-    <w:basedOn w:val="Normal"/>
-    <w:next w:val="Normal"/>
-    <w:link w:val="Heading5Char"/>
+    <w:basedOn w:val="Standaard"/>
+    <w:next w:val="Standaard"/>
+    <w:link w:val="Kop5Char"/>
     <w:uiPriority w:val="9"/>
     <w:semiHidden/>
     <w:unhideWhenUsed/>
@@ -785,11 +810,11 @@
       <w:color w:val="0F4761" w:themeColor="accent1" w:themeShade="BF"/>
     </w:rPr>
   </w:style>
-  <w:style w:type="paragraph" w:styleId="Heading6">
+  <w:style w:type="paragraph" w:styleId="Kop6">
     <w:name w:val="heading 6"/>
-    <w:basedOn w:val="Normal"/>
-    <w:next w:val="Normal"/>
-    <w:link w:val="Heading6Char"/>
+    <w:basedOn w:val="Standaard"/>
+    <w:next w:val="Standaard"/>
+    <w:link w:val="Kop6Char"/>
     <w:uiPriority w:val="9"/>
     <w:semiHidden/>
     <w:unhideWhenUsed/>
@@ -808,11 +833,11 @@
       <w:color w:val="595959" w:themeColor="text1" w:themeTint="A6"/>
     </w:rPr>
   </w:style>
-  <w:style w:type="paragraph" w:styleId="Heading7">
+  <w:style w:type="paragraph" w:styleId="Kop7">
     <w:name w:val="heading 7"/>
-    <w:basedOn w:val="Normal"/>
-    <w:next w:val="Normal"/>
-    <w:link w:val="Heading7Char"/>
+    <w:basedOn w:val="Standaard"/>
+    <w:next w:val="Standaard"/>
+    <w:link w:val="Kop7Char"/>
     <w:uiPriority w:val="9"/>
     <w:semiHidden/>
     <w:unhideWhenUsed/>
@@ -829,11 +854,11 @@
       <w:color w:val="595959" w:themeColor="text1" w:themeTint="A6"/>
     </w:rPr>
   </w:style>
-  <w:style w:type="paragraph" w:styleId="Heading8">
+  <w:style w:type="paragraph" w:styleId="Kop8">
     <w:name w:val="heading 8"/>
-    <w:basedOn w:val="Normal"/>
-    <w:next w:val="Normal"/>
-    <w:link w:val="Heading8Char"/>
+    <w:basedOn w:val="Standaard"/>
+    <w:next w:val="Standaard"/>
+    <w:link w:val="Kop8Char"/>
     <w:uiPriority w:val="9"/>
     <w:semiHidden/>
     <w:unhideWhenUsed/>
@@ -852,11 +877,11 @@
       <w:color w:val="272727" w:themeColor="text1" w:themeTint="D8"/>
     </w:rPr>
   </w:style>
-  <w:style w:type="paragraph" w:styleId="Heading9">
+  <w:style w:type="paragraph" w:styleId="Kop9">
     <w:name w:val="heading 9"/>
-    <w:basedOn w:val="Normal"/>
-    <w:next w:val="Normal"/>
-    <w:link w:val="Heading9Char"/>
+    <w:basedOn w:val="Standaard"/>
+    <w:next w:val="Standaard"/>
+    <w:link w:val="Kop9Char"/>
     <w:uiPriority w:val="9"/>
     <w:semiHidden/>
     <w:unhideWhenUsed/>
@@ -873,13 +898,12 @@
       <w:color w:val="272727" w:themeColor="text1" w:themeTint="D8"/>
     </w:rPr>
   </w:style>
-  <w:style w:type="character" w:default="1" w:styleId="DefaultParagraphFont">
+  <w:style w:type="character" w:default="1" w:styleId="Standaardalinea-lettertype">
     <w:name w:val="Default Paragraph Font"/>
     <w:uiPriority w:val="1"/>
-    <w:semiHidden/>
     <w:unhideWhenUsed/>
   </w:style>
-  <w:style w:type="table" w:default="1" w:styleId="TableNormal">
+  <w:style w:type="table" w:default="1" w:styleId="Standaardtabel">
     <w:name w:val="Normal Table"/>
     <w:uiPriority w:val="99"/>
     <w:semiHidden/>
@@ -894,16 +918,16 @@
       </w:tblCellMar>
     </w:tblPr>
   </w:style>
-  <w:style w:type="numbering" w:default="1" w:styleId="NoList">
+  <w:style w:type="numbering" w:default="1" w:styleId="Geenlijst">
     <w:name w:val="No List"/>
     <w:uiPriority w:val="99"/>
     <w:semiHidden/>
     <w:unhideWhenUsed/>
   </w:style>
-  <w:style w:type="character" w:customStyle="1" w:styleId="Heading1Char">
-    <w:name w:val="Heading 1 Char"/>
-    <w:basedOn w:val="DefaultParagraphFont"/>
-    <w:link w:val="Heading1"/>
+  <w:style w:type="character" w:customStyle="1" w:styleId="Kop1Char">
+    <w:name w:val="Kop 1 Char"/>
+    <w:basedOn w:val="Standaardalinea-lettertype"/>
+    <w:link w:val="Kop1"/>
     <w:uiPriority w:val="9"/>
     <w:rsid w:val="009A306F"/>
     <w:rPr>
@@ -913,10 +937,10 @@
       <w:szCs w:val="40"/>
     </w:rPr>
   </w:style>
-  <w:style w:type="character" w:customStyle="1" w:styleId="Heading2Char">
-    <w:name w:val="Heading 2 Char"/>
-    <w:basedOn w:val="DefaultParagraphFont"/>
-    <w:link w:val="Heading2"/>
+  <w:style w:type="character" w:customStyle="1" w:styleId="Kop2Char">
+    <w:name w:val="Kop 2 Char"/>
+    <w:basedOn w:val="Standaardalinea-lettertype"/>
+    <w:link w:val="Kop2"/>
     <w:uiPriority w:val="9"/>
     <w:semiHidden/>
     <w:rsid w:val="009A306F"/>
@@ -927,10 +951,10 @@
       <w:szCs w:val="32"/>
     </w:rPr>
   </w:style>
-  <w:style w:type="character" w:customStyle="1" w:styleId="Heading3Char">
-    <w:name w:val="Heading 3 Char"/>
-    <w:basedOn w:val="DefaultParagraphFont"/>
-    <w:link w:val="Heading3"/>
+  <w:style w:type="character" w:customStyle="1" w:styleId="Kop3Char">
+    <w:name w:val="Kop 3 Char"/>
+    <w:basedOn w:val="Standaardalinea-lettertype"/>
+    <w:link w:val="Kop3"/>
     <w:uiPriority w:val="9"/>
     <w:semiHidden/>
     <w:rsid w:val="009A306F"/>
@@ -941,10 +965,10 @@
       <w:szCs w:val="28"/>
     </w:rPr>
   </w:style>
-  <w:style w:type="character" w:customStyle="1" w:styleId="Heading4Char">
-    <w:name w:val="Heading 4 Char"/>
-    <w:basedOn w:val="DefaultParagraphFont"/>
-    <w:link w:val="Heading4"/>
+  <w:style w:type="character" w:customStyle="1" w:styleId="Kop4Char">
+    <w:name w:val="Kop 4 Char"/>
+    <w:basedOn w:val="Standaardalinea-lettertype"/>
+    <w:link w:val="Kop4"/>
     <w:uiPriority w:val="9"/>
     <w:semiHidden/>
     <w:rsid w:val="009A306F"/>
@@ -955,10 +979,10 @@
       <w:color w:val="0F4761" w:themeColor="accent1" w:themeShade="BF"/>
     </w:rPr>
   </w:style>
-  <w:style w:type="character" w:customStyle="1" w:styleId="Heading5Char">
-    <w:name w:val="Heading 5 Char"/>
-    <w:basedOn w:val="DefaultParagraphFont"/>
-    <w:link w:val="Heading5"/>
+  <w:style w:type="character" w:customStyle="1" w:styleId="Kop5Char">
+    <w:name w:val="Kop 5 Char"/>
+    <w:basedOn w:val="Standaardalinea-lettertype"/>
+    <w:link w:val="Kop5"/>
     <w:uiPriority w:val="9"/>
     <w:semiHidden/>
     <w:rsid w:val="009A306F"/>
@@ -967,10 +991,10 @@
       <w:color w:val="0F4761" w:themeColor="accent1" w:themeShade="BF"/>
     </w:rPr>
   </w:style>
-  <w:style w:type="character" w:customStyle="1" w:styleId="Heading6Char">
-    <w:name w:val="Heading 6 Char"/>
-    <w:basedOn w:val="DefaultParagraphFont"/>
-    <w:link w:val="Heading6"/>
+  <w:style w:type="character" w:customStyle="1" w:styleId="Kop6Char">
+    <w:name w:val="Kop 6 Char"/>
+    <w:basedOn w:val="Standaardalinea-lettertype"/>
+    <w:link w:val="Kop6"/>
     <w:uiPriority w:val="9"/>
     <w:semiHidden/>
     <w:rsid w:val="009A306F"/>
@@ -981,10 +1005,10 @@
       <w:color w:val="595959" w:themeColor="text1" w:themeTint="A6"/>
     </w:rPr>
   </w:style>
-  <w:style w:type="character" w:customStyle="1" w:styleId="Heading7Char">
-    <w:name w:val="Heading 7 Char"/>
-    <w:basedOn w:val="DefaultParagraphFont"/>
-    <w:link w:val="Heading7"/>
+  <w:style w:type="character" w:customStyle="1" w:styleId="Kop7Char">
+    <w:name w:val="Kop 7 Char"/>
+    <w:basedOn w:val="Standaardalinea-lettertype"/>
+    <w:link w:val="Kop7"/>
     <w:uiPriority w:val="9"/>
     <w:semiHidden/>
     <w:rsid w:val="009A306F"/>
@@ -993,10 +1017,10 @@
       <w:color w:val="595959" w:themeColor="text1" w:themeTint="A6"/>
     </w:rPr>
   </w:style>
-  <w:style w:type="character" w:customStyle="1" w:styleId="Heading8Char">
-    <w:name w:val="Heading 8 Char"/>
-    <w:basedOn w:val="DefaultParagraphFont"/>
-    <w:link w:val="Heading8"/>
+  <w:style w:type="character" w:customStyle="1" w:styleId="Kop8Char">
+    <w:name w:val="Kop 8 Char"/>
+    <w:basedOn w:val="Standaardalinea-lettertype"/>
+    <w:link w:val="Kop8"/>
     <w:uiPriority w:val="9"/>
     <w:semiHidden/>
     <w:rsid w:val="009A306F"/>
@@ -1007,10 +1031,10 @@
       <w:color w:val="272727" w:themeColor="text1" w:themeTint="D8"/>
     </w:rPr>
   </w:style>
-  <w:style w:type="character" w:customStyle="1" w:styleId="Heading9Char">
-    <w:name w:val="Heading 9 Char"/>
-    <w:basedOn w:val="DefaultParagraphFont"/>
-    <w:link w:val="Heading9"/>
+  <w:style w:type="character" w:customStyle="1" w:styleId="Kop9Char">
+    <w:name w:val="Kop 9 Char"/>
+    <w:basedOn w:val="Standaardalinea-lettertype"/>
+    <w:link w:val="Kop9"/>
     <w:uiPriority w:val="9"/>
     <w:semiHidden/>
     <w:rsid w:val="009A306F"/>
@@ -1019,11 +1043,11 @@
       <w:color w:val="272727" w:themeColor="text1" w:themeTint="D8"/>
     </w:rPr>
   </w:style>
-  <w:style w:type="paragraph" w:styleId="Title">
+  <w:style w:type="paragraph" w:styleId="Titel">
     <w:name w:val="Title"/>
-    <w:basedOn w:val="Normal"/>
-    <w:next w:val="Normal"/>
-    <w:link w:val="TitleChar"/>
+    <w:basedOn w:val="Standaard"/>
+    <w:next w:val="Standaard"/>
+    <w:link w:val="TitelChar"/>
     <w:uiPriority w:val="10"/>
     <w:qFormat/>
     <w:rsid w:val="009A306F"/>
@@ -1039,10 +1063,10 @@
       <w:szCs w:val="56"/>
     </w:rPr>
   </w:style>
-  <w:style w:type="character" w:customStyle="1" w:styleId="TitleChar">
-    <w:name w:val="Title Char"/>
-    <w:basedOn w:val="DefaultParagraphFont"/>
-    <w:link w:val="Title"/>
+  <w:style w:type="character" w:customStyle="1" w:styleId="TitelChar">
+    <w:name w:val="Titel Char"/>
+    <w:basedOn w:val="Standaardalinea-lettertype"/>
+    <w:link w:val="Titel"/>
     <w:uiPriority w:val="10"/>
     <w:rsid w:val="009A306F"/>
     <w:rPr>
@@ -1053,11 +1077,11 @@
       <w:szCs w:val="56"/>
     </w:rPr>
   </w:style>
-  <w:style w:type="paragraph" w:styleId="Subtitle">
+  <w:style w:type="paragraph" w:styleId="Ondertitel">
     <w:name w:val="Subtitle"/>
-    <w:basedOn w:val="Normal"/>
-    <w:next w:val="Normal"/>
-    <w:link w:val="SubtitleChar"/>
+    <w:basedOn w:val="Standaard"/>
+    <w:next w:val="Standaard"/>
+    <w:link w:val="OndertitelChar"/>
     <w:uiPriority w:val="11"/>
     <w:qFormat/>
     <w:rsid w:val="009A306F"/>
@@ -1074,10 +1098,10 @@
       <w:szCs w:val="28"/>
     </w:rPr>
   </w:style>
-  <w:style w:type="character" w:customStyle="1" w:styleId="SubtitleChar">
-    <w:name w:val="Subtitle Char"/>
-    <w:basedOn w:val="DefaultParagraphFont"/>
-    <w:link w:val="Subtitle"/>
+  <w:style w:type="character" w:customStyle="1" w:styleId="OndertitelChar">
+    <w:name w:val="Ondertitel Char"/>
+    <w:basedOn w:val="Standaardalinea-lettertype"/>
+    <w:link w:val="Ondertitel"/>
     <w:uiPriority w:val="11"/>
     <w:rsid w:val="009A306F"/>
     <w:rPr>
@@ -1088,11 +1112,11 @@
       <w:szCs w:val="28"/>
     </w:rPr>
   </w:style>
-  <w:style w:type="paragraph" w:styleId="Quote">
+  <w:style w:type="paragraph" w:styleId="Citaat">
     <w:name w:val="Quote"/>
-    <w:basedOn w:val="Normal"/>
-    <w:next w:val="Normal"/>
-    <w:link w:val="QuoteChar"/>
+    <w:basedOn w:val="Standaard"/>
+    <w:next w:val="Standaard"/>
+    <w:link w:val="CitaatChar"/>
     <w:uiPriority w:val="29"/>
     <w:qFormat/>
     <w:rsid w:val="009A306F"/>
@@ -1106,10 +1130,10 @@
       <w:color w:val="404040" w:themeColor="text1" w:themeTint="BF"/>
     </w:rPr>
   </w:style>
-  <w:style w:type="character" w:customStyle="1" w:styleId="QuoteChar">
-    <w:name w:val="Quote Char"/>
-    <w:basedOn w:val="DefaultParagraphFont"/>
-    <w:link w:val="Quote"/>
+  <w:style w:type="character" w:customStyle="1" w:styleId="CitaatChar">
+    <w:name w:val="Citaat Char"/>
+    <w:basedOn w:val="Standaardalinea-lettertype"/>
+    <w:link w:val="Citaat"/>
     <w:uiPriority w:val="29"/>
     <w:rsid w:val="009A306F"/>
     <w:rPr>
@@ -1118,9 +1142,9 @@
       <w:color w:val="404040" w:themeColor="text1" w:themeTint="BF"/>
     </w:rPr>
   </w:style>
-  <w:style w:type="paragraph" w:styleId="ListParagraph">
+  <w:style w:type="paragraph" w:styleId="Lijstalinea">
     <w:name w:val="List Paragraph"/>
-    <w:basedOn w:val="Normal"/>
+    <w:basedOn w:val="Standaard"/>
     <w:uiPriority w:val="34"/>
     <w:qFormat/>
     <w:rsid w:val="009A306F"/>
@@ -1129,9 +1153,9 @@
       <w:contextualSpacing/>
     </w:pPr>
   </w:style>
-  <w:style w:type="character" w:styleId="IntenseEmphasis">
+  <w:style w:type="character" w:styleId="Intensievebenadrukking">
     <w:name w:val="Intense Emphasis"/>
-    <w:basedOn w:val="DefaultParagraphFont"/>
+    <w:basedOn w:val="Standaardalinea-lettertype"/>
     <w:uiPriority w:val="21"/>
     <w:qFormat/>
     <w:rsid w:val="009A306F"/>
@@ -1141,11 +1165,11 @@
       <w:color w:val="0F4761" w:themeColor="accent1" w:themeShade="BF"/>
     </w:rPr>
   </w:style>
-  <w:style w:type="paragraph" w:styleId="IntenseQuote">
+  <w:style w:type="paragraph" w:styleId="Duidelijkcitaat">
     <w:name w:val="Intense Quote"/>
-    <w:basedOn w:val="Normal"/>
-    <w:next w:val="Normal"/>
-    <w:link w:val="IntenseQuoteChar"/>
+    <w:basedOn w:val="Standaard"/>
+    <w:next w:val="Standaard"/>
+    <w:link w:val="DuidelijkcitaatChar"/>
     <w:uiPriority w:val="30"/>
     <w:qFormat/>
     <w:rsid w:val="009A306F"/>
@@ -1164,10 +1188,10 @@
       <w:color w:val="0F4761" w:themeColor="accent1" w:themeShade="BF"/>
     </w:rPr>
   </w:style>
-  <w:style w:type="character" w:customStyle="1" w:styleId="IntenseQuoteChar">
-    <w:name w:val="Intense Quote Char"/>
-    <w:basedOn w:val="DefaultParagraphFont"/>
-    <w:link w:val="IntenseQuote"/>
+  <w:style w:type="character" w:customStyle="1" w:styleId="DuidelijkcitaatChar">
+    <w:name w:val="Duidelijk citaat Char"/>
+    <w:basedOn w:val="Standaardalinea-lettertype"/>
+    <w:link w:val="Duidelijkcitaat"/>
     <w:uiPriority w:val="30"/>
     <w:rsid w:val="009A306F"/>
     <w:rPr>
@@ -1176,9 +1200,9 @@
       <w:color w:val="0F4761" w:themeColor="accent1" w:themeShade="BF"/>
     </w:rPr>
   </w:style>
-  <w:style w:type="character" w:styleId="IntenseReference">
+  <w:style w:type="character" w:styleId="Intensieveverwijzing">
     <w:name w:val="Intense Reference"/>
-    <w:basedOn w:val="DefaultParagraphFont"/>
+    <w:basedOn w:val="Standaardalinea-lettertype"/>
     <w:uiPriority w:val="32"/>
     <w:qFormat/>
     <w:rsid w:val="009A306F"/>
@@ -1188,6 +1212,36 @@
       <w:smallCaps/>
       <w:color w:val="0F4761" w:themeColor="accent1" w:themeShade="BF"/>
       <w:spacing w:val="5"/>
+    </w:rPr>
+  </w:style>
+  <w:style w:type="paragraph" w:styleId="HTML-voorafopgemaakt">
+    <w:name w:val="HTML Preformatted"/>
+    <w:basedOn w:val="Standaard"/>
+    <w:link w:val="HTML-voorafopgemaaktChar"/>
+    <w:uiPriority w:val="99"/>
+    <w:semiHidden/>
+    <w:unhideWhenUsed/>
+    <w:rsid w:val="003D6A89"/>
+    <w:pPr>
+      <w:spacing w:after="0" w:line="240" w:lineRule="auto"/>
+    </w:pPr>
+    <w:rPr>
+      <w:rFonts w:ascii="Consolas" w:hAnsi="Consolas"/>
+      <w:sz w:val="20"/>
+      <w:szCs w:val="20"/>
+    </w:rPr>
+  </w:style>
+  <w:style w:type="character" w:customStyle="1" w:styleId="HTML-voorafopgemaaktChar">
+    <w:name w:val="HTML - vooraf opgemaakt Char"/>
+    <w:basedOn w:val="Standaardalinea-lettertype"/>
+    <w:link w:val="HTML-voorafopgemaakt"/>
+    <w:uiPriority w:val="99"/>
+    <w:semiHidden/>
+    <w:rsid w:val="003D6A89"/>
+    <w:rPr>
+      <w:rFonts w:ascii="Consolas" w:hAnsi="Consolas"/>
+      <w:sz w:val="20"/>
+      <w:szCs w:val="20"/>
     </w:rPr>
   </w:style>
 </w:styles>

--- a/Opleverset/Documentatie/Adviezen.docx
+++ b/Opleverset/Documentatie/Adviezen.docx
@@ -107,9 +107,9 @@
       </w:r>
     </w:p>
     <w:p>
-      <w:pPr>
-        <w:pStyle w:val="Lijstalinea"/>
-      </w:pPr>
+      <w:r>
+        <w:t>Waar kunnen wij geen adviezen over geven?</w:t>
+      </w:r>
     </w:p>
     <w:p>
       <w:pPr>
@@ -118,26 +118,15 @@
           <w:ilvl w:val="0"/>
           <w:numId w:val="1"/>
         </w:numPr>
-        <w:rPr>
-          <w:highlight w:val="yellow"/>
-        </w:rPr>
-      </w:pPr>
-      <w:r>
-        <w:rPr>
-          <w:highlight w:val="yellow"/>
-        </w:rPr>
-        <w:t>Iets over code?</w:t>
+      </w:pPr>
+      <w:r>
+        <w:t>Materiaalgebruik. Aangezien wij niet opgeleid zijn tot echte designs en modellen te maken, hebben wij niet de kennis om aan te geven welke materialen het beste zijn om te gebruiken.</w:t>
       </w:r>
     </w:p>
     <w:p>
       <w:pPr>
         <w:pStyle w:val="Lijstalinea"/>
       </w:pPr>
-    </w:p>
-    <w:p>
-      <w:r>
-        <w:t>Waar kunnen wij geen adviezen over geven?</w:t>
-      </w:r>
     </w:p>
     <w:p>
       <w:pPr>
@@ -148,7 +137,7 @@
         </w:numPr>
       </w:pPr>
       <w:r>
-        <w:t>Materiaalgebruik. Aangezien wij niet opgeleid zijn tot echte designs en modellen te maken, hebben wij niet de kennis om aan te geven welke materialen het beste zijn om te gebruiken.</w:t>
+        <w:t xml:space="preserve">Afmetingen en inhoud van de ballasttanks. Wij hebben natuurlijk berekeningen gedaan als tot hoe groot de ballasttanks moeten zijn voor ons schaalmodel, maar ondanks dat ons model op 1:100 schaal is, kunnen wij niet zeggen dat gewoon die afmetingen x100 genoeg zal zijn. Hiervoor zal en externe opleiding of extern team onderzoek moeten uitvoeren. </w:t>
       </w:r>
     </w:p>
     <w:p>
@@ -157,17 +146,139 @@
       </w:pPr>
     </w:p>
     <w:p>
-      <w:pPr>
-        <w:pStyle w:val="Lijstalinea"/>
-        <w:numPr>
-          <w:ilvl w:val="0"/>
-          <w:numId w:val="1"/>
-        </w:numPr>
-      </w:pPr>
-      <w:r>
-        <w:t xml:space="preserve">Afmetingen en inhoud van de ballasttanks. Wij hebben natuurlijk berekeningen gedaan als tot hoe groot de ballasttanks moeten zijn voor ons schaalmodel, maar ondanks dat ons model op 1:100 schaal is, kunnen wij niet zeggen dat gewoon die afmetingen x100 genoeg zal zijn. Hiervoor zal en externe opleiding of extern team onderzoek moeten uitvoeren. </w:t>
+      <w:r>
+        <w:t>Chagelog</w:t>
+      </w:r>
+      <w:r>
+        <w:br/>
       </w:r>
     </w:p>
+    <w:tbl>
+      <w:tblPr>
+        <w:tblStyle w:val="Lijsttabel1licht-Accent4"/>
+        <w:tblW w:w="0" w:type="auto"/>
+        <w:tblLook w:val="04A0" w:firstRow="1" w:lastRow="0" w:firstColumn="1" w:lastColumn="0" w:noHBand="0" w:noVBand="1"/>
+      </w:tblPr>
+      <w:tblGrid>
+        <w:gridCol w:w="3028"/>
+        <w:gridCol w:w="2782"/>
+        <w:gridCol w:w="3206"/>
+      </w:tblGrid>
+      <w:tr>
+        <w:trPr>
+          <w:cnfStyle w:val="100000000000" w:firstRow="1" w:lastRow="0" w:firstColumn="0" w:lastColumn="0" w:oddVBand="0" w:evenVBand="0" w:oddHBand="0" w:evenHBand="0" w:firstRowFirstColumn="0" w:firstRowLastColumn="0" w:lastRowFirstColumn="0" w:lastRowLastColumn="0"/>
+        </w:trPr>
+        <w:tc>
+          <w:tcPr>
+            <w:cnfStyle w:val="001000000000" w:firstRow="0" w:lastRow="0" w:firstColumn="1" w:lastColumn="0" w:oddVBand="0" w:evenVBand="0" w:oddHBand="0" w:evenHBand="0" w:firstRowFirstColumn="0" w:firstRowLastColumn="0" w:lastRowFirstColumn="0" w:lastRowLastColumn="0"/>
+            <w:tcW w:w="3028" w:type="dxa"/>
+          </w:tcPr>
+          <w:p>
+            <w:r>
+              <w:t>Datum</w:t>
+            </w:r>
+          </w:p>
+        </w:tc>
+        <w:tc>
+          <w:tcPr>
+            <w:tcW w:w="2782" w:type="dxa"/>
+          </w:tcPr>
+          <w:p>
+            <w:pPr>
+              <w:cnfStyle w:val="100000000000" w:firstRow="1" w:lastRow="0" w:firstColumn="0" w:lastColumn="0" w:oddVBand="0" w:evenVBand="0" w:oddHBand="0" w:evenHBand="0" w:firstRowFirstColumn="0" w:firstRowLastColumn="0" w:lastRowFirstColumn="0" w:lastRowLastColumn="0"/>
+            </w:pPr>
+            <w:r>
+              <w:t>Versie</w:t>
+            </w:r>
+          </w:p>
+        </w:tc>
+        <w:tc>
+          <w:tcPr>
+            <w:tcW w:w="3206" w:type="dxa"/>
+          </w:tcPr>
+          <w:p>
+            <w:pPr>
+              <w:cnfStyle w:val="100000000000" w:firstRow="1" w:lastRow="0" w:firstColumn="0" w:lastColumn="0" w:oddVBand="0" w:evenVBand="0" w:oddHBand="0" w:evenHBand="0" w:firstRowFirstColumn="0" w:firstRowLastColumn="0" w:lastRowFirstColumn="0" w:lastRowLastColumn="0"/>
+            </w:pPr>
+            <w:r>
+              <w:t>Wijzigingen</w:t>
+            </w:r>
+          </w:p>
+        </w:tc>
+      </w:tr>
+      <w:tr>
+        <w:trPr>
+          <w:cnfStyle w:val="000000100000" w:firstRow="0" w:lastRow="0" w:firstColumn="0" w:lastColumn="0" w:oddVBand="0" w:evenVBand="0" w:oddHBand="1" w:evenHBand="0" w:firstRowFirstColumn="0" w:firstRowLastColumn="0" w:lastRowFirstColumn="0" w:lastRowLastColumn="0"/>
+        </w:trPr>
+        <w:tc>
+          <w:tcPr>
+            <w:cnfStyle w:val="001000000000" w:firstRow="0" w:lastRow="0" w:firstColumn="1" w:lastColumn="0" w:oddVBand="0" w:evenVBand="0" w:oddHBand="0" w:evenHBand="0" w:firstRowFirstColumn="0" w:firstRowLastColumn="0" w:lastRowFirstColumn="0" w:lastRowLastColumn="0"/>
+            <w:tcW w:w="3028" w:type="dxa"/>
+          </w:tcPr>
+          <w:p>
+            <w:r>
+              <w:t>31-1-2026</w:t>
+            </w:r>
+          </w:p>
+        </w:tc>
+        <w:tc>
+          <w:tcPr>
+            <w:tcW w:w="2782" w:type="dxa"/>
+          </w:tcPr>
+          <w:p>
+            <w:pPr>
+              <w:cnfStyle w:val="000000100000" w:firstRow="0" w:lastRow="0" w:firstColumn="0" w:lastColumn="0" w:oddVBand="0" w:evenVBand="0" w:oddHBand="1" w:evenHBand="0" w:firstRowFirstColumn="0" w:firstRowLastColumn="0" w:lastRowFirstColumn="0" w:lastRowLastColumn="0"/>
+            </w:pPr>
+            <w:r>
+              <w:t>1.0</w:t>
+            </w:r>
+          </w:p>
+        </w:tc>
+        <w:tc>
+          <w:tcPr>
+            <w:tcW w:w="3206" w:type="dxa"/>
+          </w:tcPr>
+          <w:p>
+            <w:pPr>
+              <w:cnfStyle w:val="000000100000" w:firstRow="0" w:lastRow="0" w:firstColumn="0" w:lastColumn="0" w:oddVBand="0" w:evenVBand="0" w:oddHBand="1" w:evenHBand="0" w:firstRowFirstColumn="0" w:firstRowLastColumn="0" w:lastRowFirstColumn="0" w:lastRowLastColumn="0"/>
+            </w:pPr>
+            <w:r>
+              <w:t>Bestand aangemaakt</w:t>
+            </w:r>
+          </w:p>
+        </w:tc>
+      </w:tr>
+      <w:tr>
+        <w:tc>
+          <w:tcPr>
+            <w:cnfStyle w:val="001000000000" w:firstRow="0" w:lastRow="0" w:firstColumn="1" w:lastColumn="0" w:oddVBand="0" w:evenVBand="0" w:oddHBand="0" w:evenHBand="0" w:firstRowFirstColumn="0" w:firstRowLastColumn="0" w:lastRowFirstColumn="0" w:lastRowLastColumn="0"/>
+            <w:tcW w:w="3028" w:type="dxa"/>
+          </w:tcPr>
+          <w:p/>
+        </w:tc>
+        <w:tc>
+          <w:tcPr>
+            <w:tcW w:w="2782" w:type="dxa"/>
+          </w:tcPr>
+          <w:p>
+            <w:pPr>
+              <w:cnfStyle w:val="000000000000" w:firstRow="0" w:lastRow="0" w:firstColumn="0" w:lastColumn="0" w:oddVBand="0" w:evenVBand="0" w:oddHBand="0" w:evenHBand="0" w:firstRowFirstColumn="0" w:firstRowLastColumn="0" w:lastRowFirstColumn="0" w:lastRowLastColumn="0"/>
+            </w:pPr>
+          </w:p>
+        </w:tc>
+        <w:tc>
+          <w:tcPr>
+            <w:tcW w:w="3206" w:type="dxa"/>
+          </w:tcPr>
+          <w:p>
+            <w:pPr>
+              <w:cnfStyle w:val="000000000000" w:firstRow="0" w:lastRow="0" w:firstColumn="0" w:lastColumn="0" w:oddVBand="0" w:evenVBand="0" w:oddHBand="0" w:evenHBand="0" w:firstRowFirstColumn="0" w:firstRowLastColumn="0" w:lastRowFirstColumn="0" w:lastRowLastColumn="0"/>
+            </w:pPr>
+          </w:p>
+        </w:tc>
+      </w:tr>
+    </w:tbl>
+    <w:p/>
     <w:sectPr>
       <w:pgSz w:w="11906" w:h="16838"/>
       <w:pgMar w:top="1417" w:right="1417" w:bottom="1417" w:left="1417" w:header="708" w:footer="708" w:gutter="0"/>
@@ -901,6 +1012,7 @@
   <w:style w:type="character" w:default="1" w:styleId="Standaardalinea-lettertype">
     <w:name w:val="Default Paragraph Font"/>
     <w:uiPriority w:val="1"/>
+    <w:semiHidden/>
     <w:unhideWhenUsed/>
   </w:style>
   <w:style w:type="table" w:default="1" w:styleId="Standaardtabel">
@@ -1243,6 +1355,67 @@
       <w:sz w:val="20"/>
       <w:szCs w:val="20"/>
     </w:rPr>
+  </w:style>
+  <w:style w:type="table" w:styleId="Lijsttabel1licht-Accent4">
+    <w:name w:val="List Table 1 Light Accent 4"/>
+    <w:basedOn w:val="Standaardtabel"/>
+    <w:uiPriority w:val="46"/>
+    <w:rsid w:val="00173660"/>
+    <w:pPr>
+      <w:spacing w:after="0" w:line="240" w:lineRule="auto"/>
+    </w:pPr>
+    <w:tblPr>
+      <w:tblStyleRowBandSize w:val="1"/>
+      <w:tblStyleColBandSize w:val="1"/>
+    </w:tblPr>
+    <w:tblStylePr w:type="firstRow">
+      <w:rPr>
+        <w:b/>
+        <w:bCs/>
+      </w:rPr>
+      <w:tblPr/>
+      <w:tcPr>
+        <w:tcBorders>
+          <w:bottom w:val="single" w:sz="4" w:space="0" w:color="60CAF3" w:themeColor="accent4" w:themeTint="99"/>
+        </w:tcBorders>
+      </w:tcPr>
+    </w:tblStylePr>
+    <w:tblStylePr w:type="lastRow">
+      <w:rPr>
+        <w:b/>
+        <w:bCs/>
+      </w:rPr>
+      <w:tblPr/>
+      <w:tcPr>
+        <w:tcBorders>
+          <w:top w:val="single" w:sz="4" w:space="0" w:color="60CAF3" w:themeColor="accent4" w:themeTint="99"/>
+        </w:tcBorders>
+      </w:tcPr>
+    </w:tblStylePr>
+    <w:tblStylePr w:type="firstCol">
+      <w:rPr>
+        <w:b/>
+        <w:bCs/>
+      </w:rPr>
+    </w:tblStylePr>
+    <w:tblStylePr w:type="lastCol">
+      <w:rPr>
+        <w:b/>
+        <w:bCs/>
+      </w:rPr>
+    </w:tblStylePr>
+    <w:tblStylePr w:type="band1Vert">
+      <w:tblPr/>
+      <w:tcPr>
+        <w:shd w:val="clear" w:color="auto" w:fill="CAEDFB" w:themeFill="accent4" w:themeFillTint="33"/>
+      </w:tcPr>
+    </w:tblStylePr>
+    <w:tblStylePr w:type="band1Horz">
+      <w:tblPr/>
+      <w:tcPr>
+        <w:shd w:val="clear" w:color="auto" w:fill="CAEDFB" w:themeFill="accent4" w:themeFillTint="33"/>
+      </w:tcPr>
+    </w:tblStylePr>
   </w:style>
 </w:styles>
 </file>

--- a/Opleverset/Documentatie/Adviezen.docx
+++ b/Opleverset/Documentatie/Adviezen.docx
@@ -4,7 +4,7 @@
   <w:body>
     <w:p>
       <w:pPr>
-        <w:pStyle w:val="Titel"/>
+        <w:pStyle w:val="Title"/>
       </w:pPr>
       <w:r>
         <w:t>Projectadviezen</w:t>
@@ -16,11 +16,25 @@
       </w:r>
       <w:r>
         <w:br/>
-        <w:t>Kyrill Kriek</w:t>
+      </w:r>
+      <w:proofErr w:type="spellStart"/>
+      <w:r>
+        <w:t>Kyrill</w:t>
+      </w:r>
+      <w:proofErr w:type="spellEnd"/>
+      <w:r>
+        <w:t xml:space="preserve"> Kriek</w:t>
       </w:r>
       <w:r>
         <w:br/>
-        <w:t>Dax Visser</w:t>
+      </w:r>
+      <w:proofErr w:type="spellStart"/>
+      <w:r>
+        <w:t>Dax</w:t>
+      </w:r>
+      <w:proofErr w:type="spellEnd"/>
+      <w:r>
+        <w:t xml:space="preserve"> Visser</w:t>
       </w:r>
     </w:p>
     <w:p>
@@ -32,30 +46,41 @@
       </w:r>
     </w:p>
     <w:p>
+      <w:pPr>
+        <w:pStyle w:val="Heading2"/>
+      </w:pPr>
       <w:r>
         <w:t>Adviezen voor de uitwerkingen:</w:t>
       </w:r>
     </w:p>
     <w:p>
       <w:pPr>
-        <w:pStyle w:val="Lijstalinea"/>
+        <w:pStyle w:val="ListParagraph"/>
         <w:numPr>
           <w:ilvl w:val="0"/>
           <w:numId w:val="1"/>
         </w:numPr>
       </w:pPr>
       <w:r>
-        <w:t>Maak gebruik van “valves”, oftewel schakelaren om water door te laten of tegen te houden. Bij ons schaalmodel hadden we een set aan miniatuur-waterpompen die water door lieten terwijl er geen stroom op stond, maar dat is voor het eindresultaat niet ideaal.</w:t>
+        <w:t>Maak gebruik van “</w:t>
+      </w:r>
+      <w:proofErr w:type="spellStart"/>
+      <w:r>
+        <w:t>valves</w:t>
+      </w:r>
+      <w:proofErr w:type="spellEnd"/>
+      <w:r>
+        <w:t>”, oftewel schakelaren om water door te laten of tegen te houden. Bij ons schaalmodel hadden we een set aan miniatuur-waterpompen die water door lieten terwijl er geen stroom op stond, maar dat is voor het eindresultaat niet ideaal.</w:t>
       </w:r>
     </w:p>
     <w:p>
       <w:pPr>
-        <w:pStyle w:val="Lijstalinea"/>
+        <w:pStyle w:val="ListParagraph"/>
       </w:pPr>
     </w:p>
     <w:p>
       <w:pPr>
-        <w:pStyle w:val="Lijstalinea"/>
+        <w:pStyle w:val="ListParagraph"/>
         <w:numPr>
           <w:ilvl w:val="0"/>
           <w:numId w:val="1"/>
@@ -67,19 +92,27 @@
     </w:p>
     <w:p>
       <w:pPr>
-        <w:pStyle w:val="Lijstalinea"/>
+        <w:pStyle w:val="ListParagraph"/>
       </w:pPr>
     </w:p>
     <w:p>
       <w:pPr>
-        <w:pStyle w:val="Lijstalinea"/>
+        <w:pStyle w:val="ListParagraph"/>
         <w:numPr>
           <w:ilvl w:val="0"/>
           <w:numId w:val="1"/>
         </w:numPr>
       </w:pPr>
       <w:r>
-        <w:t>Zorg dat de data (zoals waterniveaus, sensorwaardes, pompstatus etc.) inzichtelijk is via een gebruiksvriendelijke webinterface. Zo kunnen ook mensen mogelijk</w:t>
+        <w:t xml:space="preserve">Zorg dat de data (zoals waterniveaus, sensorwaardes, pompstatus etc.) inzichtelijk is via een gebruiksvriendelijke </w:t>
+      </w:r>
+      <w:proofErr w:type="spellStart"/>
+      <w:r>
+        <w:t>webinterface</w:t>
+      </w:r>
+      <w:proofErr w:type="spellEnd"/>
+      <w:r>
+        <w:t>. Zo kunnen ook mensen mogelijk</w:t>
       </w:r>
       <w:r>
         <w:t xml:space="preserve"> </w:t>
@@ -103,17 +136,28 @@
         <w:t xml:space="preserve">. </w:t>
       </w:r>
       <w:r>
-        <w:t>In ons eigen project hebben wij uiteindelijk géén webinterface geïmplementeerd, omdat we te veel vertraging (delay) merkten in het versturen en ontvangen van data tussen systeem en interface. Hierdoor werd real-time monitoring niet haalbaar met onze hardware en set-up.</w:t>
+        <w:t xml:space="preserve">In ons eigen project hebben wij uiteindelijk géén </w:t>
+      </w:r>
+      <w:proofErr w:type="spellStart"/>
+      <w:r>
+        <w:t>webinterface</w:t>
+      </w:r>
+      <w:proofErr w:type="spellEnd"/>
+      <w:r>
+        <w:t xml:space="preserve"> geïmplementeerd, omdat we te veel vertraging (delay) merkten in het versturen en ontvangen van data tussen systeem en interface. Hierdoor werd real-time monitoring niet haalbaar met onze hardware en set-up.</w:t>
       </w:r>
     </w:p>
     <w:p>
+      <w:pPr>
+        <w:pStyle w:val="Heading2"/>
+      </w:pPr>
       <w:r>
         <w:t>Waar kunnen wij geen adviezen over geven?</w:t>
       </w:r>
     </w:p>
     <w:p>
       <w:pPr>
-        <w:pStyle w:val="Lijstalinea"/>
+        <w:pStyle w:val="ListParagraph"/>
         <w:numPr>
           <w:ilvl w:val="0"/>
           <w:numId w:val="1"/>
@@ -125,12 +169,12 @@
     </w:p>
     <w:p>
       <w:pPr>
-        <w:pStyle w:val="Lijstalinea"/>
+        <w:pStyle w:val="ListParagraph"/>
       </w:pPr>
     </w:p>
     <w:p>
       <w:pPr>
-        <w:pStyle w:val="Lijstalinea"/>
+        <w:pStyle w:val="ListParagraph"/>
         <w:numPr>
           <w:ilvl w:val="0"/>
           <w:numId w:val="1"/>
@@ -142,20 +186,26 @@
     </w:p>
     <w:p>
       <w:pPr>
-        <w:pStyle w:val="Lijstalinea"/>
+        <w:pStyle w:val="ListParagraph"/>
       </w:pPr>
     </w:p>
     <w:p>
-      <w:r>
-        <w:t>Chagelog</w:t>
-      </w:r>
-      <w:r>
-        <w:br/>
+      <w:pPr>
+        <w:pStyle w:val="Heading1"/>
+      </w:pPr>
+      <w:r>
+        <w:t>Cha</w:t>
+      </w:r>
+      <w:r>
+        <w:t>n</w:t>
+      </w:r>
+      <w:r>
+        <w:t>gelog</w:t>
       </w:r>
     </w:p>
     <w:tbl>
       <w:tblPr>
-        <w:tblStyle w:val="Lijsttabel1licht-Accent4"/>
+        <w:tblStyle w:val="ListTable1Light-Accent4"/>
         <w:tblW w:w="0" w:type="auto"/>
         <w:tblLook w:val="04A0" w:firstRow="1" w:lastRow="0" w:firstColumn="1" w:lastColumn="0" w:noHBand="0" w:noVBand="1"/>
       </w:tblPr>
@@ -244,6 +294,9 @@
             </w:pPr>
             <w:r>
               <w:t>Bestand aangemaakt</w:t>
+            </w:r>
+            <w:r>
+              <w:t xml:space="preserve"> &amp; ingevuld</w:t>
             </w:r>
           </w:p>
         </w:tc>
@@ -806,15 +859,15 @@
     <w:lsdException w:name="Unresolved Mention" w:semiHidden="1" w:unhideWhenUsed="1"/>
     <w:lsdException w:name="Smart Link" w:semiHidden="1" w:unhideWhenUsed="1"/>
   </w:latentStyles>
-  <w:style w:type="paragraph" w:default="1" w:styleId="Standaard">
+  <w:style w:type="paragraph" w:default="1" w:styleId="Normal">
     <w:name w:val="Normal"/>
     <w:qFormat/>
   </w:style>
-  <w:style w:type="paragraph" w:styleId="Kop1">
+  <w:style w:type="paragraph" w:styleId="Heading1">
     <w:name w:val="heading 1"/>
-    <w:basedOn w:val="Standaard"/>
-    <w:next w:val="Standaard"/>
-    <w:link w:val="Kop1Char"/>
+    <w:basedOn w:val="Normal"/>
+    <w:next w:val="Normal"/>
+    <w:link w:val="Heading1Char"/>
     <w:uiPriority w:val="9"/>
     <w:qFormat/>
     <w:rsid w:val="009A306F"/>
@@ -831,13 +884,12 @@
       <w:szCs w:val="40"/>
     </w:rPr>
   </w:style>
-  <w:style w:type="paragraph" w:styleId="Kop2">
+  <w:style w:type="paragraph" w:styleId="Heading2">
     <w:name w:val="heading 2"/>
-    <w:basedOn w:val="Standaard"/>
-    <w:next w:val="Standaard"/>
-    <w:link w:val="Kop2Char"/>
+    <w:basedOn w:val="Normal"/>
+    <w:next w:val="Normal"/>
+    <w:link w:val="Heading2Char"/>
     <w:uiPriority w:val="9"/>
-    <w:semiHidden/>
     <w:unhideWhenUsed/>
     <w:qFormat/>
     <w:rsid w:val="009A306F"/>
@@ -854,11 +906,11 @@
       <w:szCs w:val="32"/>
     </w:rPr>
   </w:style>
-  <w:style w:type="paragraph" w:styleId="Kop3">
+  <w:style w:type="paragraph" w:styleId="Heading3">
     <w:name w:val="heading 3"/>
-    <w:basedOn w:val="Standaard"/>
-    <w:next w:val="Standaard"/>
-    <w:link w:val="Kop3Char"/>
+    <w:basedOn w:val="Normal"/>
+    <w:next w:val="Normal"/>
+    <w:link w:val="Heading3Char"/>
     <w:uiPriority w:val="9"/>
     <w:semiHidden/>
     <w:unhideWhenUsed/>
@@ -877,11 +929,11 @@
       <w:szCs w:val="28"/>
     </w:rPr>
   </w:style>
-  <w:style w:type="paragraph" w:styleId="Kop4">
+  <w:style w:type="paragraph" w:styleId="Heading4">
     <w:name w:val="heading 4"/>
-    <w:basedOn w:val="Standaard"/>
-    <w:next w:val="Standaard"/>
-    <w:link w:val="Kop4Char"/>
+    <w:basedOn w:val="Normal"/>
+    <w:next w:val="Normal"/>
+    <w:link w:val="Heading4Char"/>
     <w:uiPriority w:val="9"/>
     <w:semiHidden/>
     <w:unhideWhenUsed/>
@@ -900,11 +952,11 @@
       <w:color w:val="0F4761" w:themeColor="accent1" w:themeShade="BF"/>
     </w:rPr>
   </w:style>
-  <w:style w:type="paragraph" w:styleId="Kop5">
+  <w:style w:type="paragraph" w:styleId="Heading5">
     <w:name w:val="heading 5"/>
-    <w:basedOn w:val="Standaard"/>
-    <w:next w:val="Standaard"/>
-    <w:link w:val="Kop5Char"/>
+    <w:basedOn w:val="Normal"/>
+    <w:next w:val="Normal"/>
+    <w:link w:val="Heading5Char"/>
     <w:uiPriority w:val="9"/>
     <w:semiHidden/>
     <w:unhideWhenUsed/>
@@ -921,11 +973,11 @@
       <w:color w:val="0F4761" w:themeColor="accent1" w:themeShade="BF"/>
     </w:rPr>
   </w:style>
-  <w:style w:type="paragraph" w:styleId="Kop6">
+  <w:style w:type="paragraph" w:styleId="Heading6">
     <w:name w:val="heading 6"/>
-    <w:basedOn w:val="Standaard"/>
-    <w:next w:val="Standaard"/>
-    <w:link w:val="Kop6Char"/>
+    <w:basedOn w:val="Normal"/>
+    <w:next w:val="Normal"/>
+    <w:link w:val="Heading6Char"/>
     <w:uiPriority w:val="9"/>
     <w:semiHidden/>
     <w:unhideWhenUsed/>
@@ -944,11 +996,11 @@
       <w:color w:val="595959" w:themeColor="text1" w:themeTint="A6"/>
     </w:rPr>
   </w:style>
-  <w:style w:type="paragraph" w:styleId="Kop7">
+  <w:style w:type="paragraph" w:styleId="Heading7">
     <w:name w:val="heading 7"/>
-    <w:basedOn w:val="Standaard"/>
-    <w:next w:val="Standaard"/>
-    <w:link w:val="Kop7Char"/>
+    <w:basedOn w:val="Normal"/>
+    <w:next w:val="Normal"/>
+    <w:link w:val="Heading7Char"/>
     <w:uiPriority w:val="9"/>
     <w:semiHidden/>
     <w:unhideWhenUsed/>
@@ -965,11 +1017,11 @@
       <w:color w:val="595959" w:themeColor="text1" w:themeTint="A6"/>
     </w:rPr>
   </w:style>
-  <w:style w:type="paragraph" w:styleId="Kop8">
+  <w:style w:type="paragraph" w:styleId="Heading8">
     <w:name w:val="heading 8"/>
-    <w:basedOn w:val="Standaard"/>
-    <w:next w:val="Standaard"/>
-    <w:link w:val="Kop8Char"/>
+    <w:basedOn w:val="Normal"/>
+    <w:next w:val="Normal"/>
+    <w:link w:val="Heading8Char"/>
     <w:uiPriority w:val="9"/>
     <w:semiHidden/>
     <w:unhideWhenUsed/>
@@ -988,11 +1040,11 @@
       <w:color w:val="272727" w:themeColor="text1" w:themeTint="D8"/>
     </w:rPr>
   </w:style>
-  <w:style w:type="paragraph" w:styleId="Kop9">
+  <w:style w:type="paragraph" w:styleId="Heading9">
     <w:name w:val="heading 9"/>
-    <w:basedOn w:val="Standaard"/>
-    <w:next w:val="Standaard"/>
-    <w:link w:val="Kop9Char"/>
+    <w:basedOn w:val="Normal"/>
+    <w:next w:val="Normal"/>
+    <w:link w:val="Heading9Char"/>
     <w:uiPriority w:val="9"/>
     <w:semiHidden/>
     <w:unhideWhenUsed/>
@@ -1009,13 +1061,13 @@
       <w:color w:val="272727" w:themeColor="text1" w:themeTint="D8"/>
     </w:rPr>
   </w:style>
-  <w:style w:type="character" w:default="1" w:styleId="Standaardalinea-lettertype">
+  <w:style w:type="character" w:default="1" w:styleId="DefaultParagraphFont">
     <w:name w:val="Default Paragraph Font"/>
     <w:uiPriority w:val="1"/>
     <w:semiHidden/>
     <w:unhideWhenUsed/>
   </w:style>
-  <w:style w:type="table" w:default="1" w:styleId="Standaardtabel">
+  <w:style w:type="table" w:default="1" w:styleId="TableNormal">
     <w:name w:val="Normal Table"/>
     <w:uiPriority w:val="99"/>
     <w:semiHidden/>
@@ -1030,16 +1082,16 @@
       </w:tblCellMar>
     </w:tblPr>
   </w:style>
-  <w:style w:type="numbering" w:default="1" w:styleId="Geenlijst">
+  <w:style w:type="numbering" w:default="1" w:styleId="NoList">
     <w:name w:val="No List"/>
     <w:uiPriority w:val="99"/>
     <w:semiHidden/>
     <w:unhideWhenUsed/>
   </w:style>
-  <w:style w:type="character" w:customStyle="1" w:styleId="Kop1Char">
-    <w:name w:val="Kop 1 Char"/>
-    <w:basedOn w:val="Standaardalinea-lettertype"/>
-    <w:link w:val="Kop1"/>
+  <w:style w:type="character" w:customStyle="1" w:styleId="Heading1Char">
+    <w:name w:val="Heading 1 Char"/>
+    <w:basedOn w:val="DefaultParagraphFont"/>
+    <w:link w:val="Heading1"/>
     <w:uiPriority w:val="9"/>
     <w:rsid w:val="009A306F"/>
     <w:rPr>
@@ -1049,12 +1101,11 @@
       <w:szCs w:val="40"/>
     </w:rPr>
   </w:style>
-  <w:style w:type="character" w:customStyle="1" w:styleId="Kop2Char">
-    <w:name w:val="Kop 2 Char"/>
-    <w:basedOn w:val="Standaardalinea-lettertype"/>
-    <w:link w:val="Kop2"/>
+  <w:style w:type="character" w:customStyle="1" w:styleId="Heading2Char">
+    <w:name w:val="Heading 2 Char"/>
+    <w:basedOn w:val="DefaultParagraphFont"/>
+    <w:link w:val="Heading2"/>
     <w:uiPriority w:val="9"/>
-    <w:semiHidden/>
     <w:rsid w:val="009A306F"/>
     <w:rPr>
       <w:rFonts w:asciiTheme="majorHAnsi" w:eastAsiaTheme="majorEastAsia" w:hAnsiTheme="majorHAnsi" w:cstheme="majorBidi"/>
@@ -1063,10 +1114,10 @@
       <w:szCs w:val="32"/>
     </w:rPr>
   </w:style>
-  <w:style w:type="character" w:customStyle="1" w:styleId="Kop3Char">
-    <w:name w:val="Kop 3 Char"/>
-    <w:basedOn w:val="Standaardalinea-lettertype"/>
-    <w:link w:val="Kop3"/>
+  <w:style w:type="character" w:customStyle="1" w:styleId="Heading3Char">
+    <w:name w:val="Heading 3 Char"/>
+    <w:basedOn w:val="DefaultParagraphFont"/>
+    <w:link w:val="Heading3"/>
     <w:uiPriority w:val="9"/>
     <w:semiHidden/>
     <w:rsid w:val="009A306F"/>
@@ -1077,10 +1128,10 @@
       <w:szCs w:val="28"/>
     </w:rPr>
   </w:style>
-  <w:style w:type="character" w:customStyle="1" w:styleId="Kop4Char">
-    <w:name w:val="Kop 4 Char"/>
-    <w:basedOn w:val="Standaardalinea-lettertype"/>
-    <w:link w:val="Kop4"/>
+  <w:style w:type="character" w:customStyle="1" w:styleId="Heading4Char">
+    <w:name w:val="Heading 4 Char"/>
+    <w:basedOn w:val="DefaultParagraphFont"/>
+    <w:link w:val="Heading4"/>
     <w:uiPriority w:val="9"/>
     <w:semiHidden/>
     <w:rsid w:val="009A306F"/>
@@ -1091,10 +1142,10 @@
       <w:color w:val="0F4761" w:themeColor="accent1" w:themeShade="BF"/>
     </w:rPr>
   </w:style>
-  <w:style w:type="character" w:customStyle="1" w:styleId="Kop5Char">
-    <w:name w:val="Kop 5 Char"/>
-    <w:basedOn w:val="Standaardalinea-lettertype"/>
-    <w:link w:val="Kop5"/>
+  <w:style w:type="character" w:customStyle="1" w:styleId="Heading5Char">
+    <w:name w:val="Heading 5 Char"/>
+    <w:basedOn w:val="DefaultParagraphFont"/>
+    <w:link w:val="Heading5"/>
     <w:uiPriority w:val="9"/>
     <w:semiHidden/>
     <w:rsid w:val="009A306F"/>
@@ -1103,10 +1154,10 @@
       <w:color w:val="0F4761" w:themeColor="accent1" w:themeShade="BF"/>
     </w:rPr>
   </w:style>
-  <w:style w:type="character" w:customStyle="1" w:styleId="Kop6Char">
-    <w:name w:val="Kop 6 Char"/>
-    <w:basedOn w:val="Standaardalinea-lettertype"/>
-    <w:link w:val="Kop6"/>
+  <w:style w:type="character" w:customStyle="1" w:styleId="Heading6Char">
+    <w:name w:val="Heading 6 Char"/>
+    <w:basedOn w:val="DefaultParagraphFont"/>
+    <w:link w:val="Heading6"/>
     <w:uiPriority w:val="9"/>
     <w:semiHidden/>
     <w:rsid w:val="009A306F"/>
@@ -1117,10 +1168,10 @@
       <w:color w:val="595959" w:themeColor="text1" w:themeTint="A6"/>
     </w:rPr>
   </w:style>
-  <w:style w:type="character" w:customStyle="1" w:styleId="Kop7Char">
-    <w:name w:val="Kop 7 Char"/>
-    <w:basedOn w:val="Standaardalinea-lettertype"/>
-    <w:link w:val="Kop7"/>
+  <w:style w:type="character" w:customStyle="1" w:styleId="Heading7Char">
+    <w:name w:val="Heading 7 Char"/>
+    <w:basedOn w:val="DefaultParagraphFont"/>
+    <w:link w:val="Heading7"/>
     <w:uiPriority w:val="9"/>
     <w:semiHidden/>
     <w:rsid w:val="009A306F"/>
@@ -1129,10 +1180,10 @@
       <w:color w:val="595959" w:themeColor="text1" w:themeTint="A6"/>
     </w:rPr>
   </w:style>
-  <w:style w:type="character" w:customStyle="1" w:styleId="Kop8Char">
-    <w:name w:val="Kop 8 Char"/>
-    <w:basedOn w:val="Standaardalinea-lettertype"/>
-    <w:link w:val="Kop8"/>
+  <w:style w:type="character" w:customStyle="1" w:styleId="Heading8Char">
+    <w:name w:val="Heading 8 Char"/>
+    <w:basedOn w:val="DefaultParagraphFont"/>
+    <w:link w:val="Heading8"/>
     <w:uiPriority w:val="9"/>
     <w:semiHidden/>
     <w:rsid w:val="009A306F"/>
@@ -1143,10 +1194,10 @@
       <w:color w:val="272727" w:themeColor="text1" w:themeTint="D8"/>
     </w:rPr>
   </w:style>
-  <w:style w:type="character" w:customStyle="1" w:styleId="Kop9Char">
-    <w:name w:val="Kop 9 Char"/>
-    <w:basedOn w:val="Standaardalinea-lettertype"/>
-    <w:link w:val="Kop9"/>
+  <w:style w:type="character" w:customStyle="1" w:styleId="Heading9Char">
+    <w:name w:val="Heading 9 Char"/>
+    <w:basedOn w:val="DefaultParagraphFont"/>
+    <w:link w:val="Heading9"/>
     <w:uiPriority w:val="9"/>
     <w:semiHidden/>
     <w:rsid w:val="009A306F"/>
@@ -1155,11 +1206,11 @@
       <w:color w:val="272727" w:themeColor="text1" w:themeTint="D8"/>
     </w:rPr>
   </w:style>
-  <w:style w:type="paragraph" w:styleId="Titel">
+  <w:style w:type="paragraph" w:styleId="Title">
     <w:name w:val="Title"/>
-    <w:basedOn w:val="Standaard"/>
-    <w:next w:val="Standaard"/>
-    <w:link w:val="TitelChar"/>
+    <w:basedOn w:val="Normal"/>
+    <w:next w:val="Normal"/>
+    <w:link w:val="TitleChar"/>
     <w:uiPriority w:val="10"/>
     <w:qFormat/>
     <w:rsid w:val="009A306F"/>
@@ -1175,10 +1226,10 @@
       <w:szCs w:val="56"/>
     </w:rPr>
   </w:style>
-  <w:style w:type="character" w:customStyle="1" w:styleId="TitelChar">
-    <w:name w:val="Titel Char"/>
-    <w:basedOn w:val="Standaardalinea-lettertype"/>
-    <w:link w:val="Titel"/>
+  <w:style w:type="character" w:customStyle="1" w:styleId="TitleChar">
+    <w:name w:val="Title Char"/>
+    <w:basedOn w:val="DefaultParagraphFont"/>
+    <w:link w:val="Title"/>
     <w:uiPriority w:val="10"/>
     <w:rsid w:val="009A306F"/>
     <w:rPr>
@@ -1189,11 +1240,11 @@
       <w:szCs w:val="56"/>
     </w:rPr>
   </w:style>
-  <w:style w:type="paragraph" w:styleId="Ondertitel">
+  <w:style w:type="paragraph" w:styleId="Subtitle">
     <w:name w:val="Subtitle"/>
-    <w:basedOn w:val="Standaard"/>
-    <w:next w:val="Standaard"/>
-    <w:link w:val="OndertitelChar"/>
+    <w:basedOn w:val="Normal"/>
+    <w:next w:val="Normal"/>
+    <w:link w:val="SubtitleChar"/>
     <w:uiPriority w:val="11"/>
     <w:qFormat/>
     <w:rsid w:val="009A306F"/>
@@ -1210,10 +1261,10 @@
       <w:szCs w:val="28"/>
     </w:rPr>
   </w:style>
-  <w:style w:type="character" w:customStyle="1" w:styleId="OndertitelChar">
-    <w:name w:val="Ondertitel Char"/>
-    <w:basedOn w:val="Standaardalinea-lettertype"/>
-    <w:link w:val="Ondertitel"/>
+  <w:style w:type="character" w:customStyle="1" w:styleId="SubtitleChar">
+    <w:name w:val="Subtitle Char"/>
+    <w:basedOn w:val="DefaultParagraphFont"/>
+    <w:link w:val="Subtitle"/>
     <w:uiPriority w:val="11"/>
     <w:rsid w:val="009A306F"/>
     <w:rPr>
@@ -1224,11 +1275,11 @@
       <w:szCs w:val="28"/>
     </w:rPr>
   </w:style>
-  <w:style w:type="paragraph" w:styleId="Citaat">
+  <w:style w:type="paragraph" w:styleId="Quote">
     <w:name w:val="Quote"/>
-    <w:basedOn w:val="Standaard"/>
-    <w:next w:val="Standaard"/>
-    <w:link w:val="CitaatChar"/>
+    <w:basedOn w:val="Normal"/>
+    <w:next w:val="Normal"/>
+    <w:link w:val="QuoteChar"/>
     <w:uiPriority w:val="29"/>
     <w:qFormat/>
     <w:rsid w:val="009A306F"/>
@@ -1242,10 +1293,10 @@
       <w:color w:val="404040" w:themeColor="text1" w:themeTint="BF"/>
     </w:rPr>
   </w:style>
-  <w:style w:type="character" w:customStyle="1" w:styleId="CitaatChar">
-    <w:name w:val="Citaat Char"/>
-    <w:basedOn w:val="Standaardalinea-lettertype"/>
-    <w:link w:val="Citaat"/>
+  <w:style w:type="character" w:customStyle="1" w:styleId="QuoteChar">
+    <w:name w:val="Quote Char"/>
+    <w:basedOn w:val="DefaultParagraphFont"/>
+    <w:link w:val="Quote"/>
     <w:uiPriority w:val="29"/>
     <w:rsid w:val="009A306F"/>
     <w:rPr>
@@ -1254,9 +1305,9 @@
       <w:color w:val="404040" w:themeColor="text1" w:themeTint="BF"/>
     </w:rPr>
   </w:style>
-  <w:style w:type="paragraph" w:styleId="Lijstalinea">
+  <w:style w:type="paragraph" w:styleId="ListParagraph">
     <w:name w:val="List Paragraph"/>
-    <w:basedOn w:val="Standaard"/>
+    <w:basedOn w:val="Normal"/>
     <w:uiPriority w:val="34"/>
     <w:qFormat/>
     <w:rsid w:val="009A306F"/>
@@ -1265,9 +1316,9 @@
       <w:contextualSpacing/>
     </w:pPr>
   </w:style>
-  <w:style w:type="character" w:styleId="Intensievebenadrukking">
+  <w:style w:type="character" w:styleId="IntenseEmphasis">
     <w:name w:val="Intense Emphasis"/>
-    <w:basedOn w:val="Standaardalinea-lettertype"/>
+    <w:basedOn w:val="DefaultParagraphFont"/>
     <w:uiPriority w:val="21"/>
     <w:qFormat/>
     <w:rsid w:val="009A306F"/>
@@ -1277,11 +1328,11 @@
       <w:color w:val="0F4761" w:themeColor="accent1" w:themeShade="BF"/>
     </w:rPr>
   </w:style>
-  <w:style w:type="paragraph" w:styleId="Duidelijkcitaat">
+  <w:style w:type="paragraph" w:styleId="IntenseQuote">
     <w:name w:val="Intense Quote"/>
-    <w:basedOn w:val="Standaard"/>
-    <w:next w:val="Standaard"/>
-    <w:link w:val="DuidelijkcitaatChar"/>
+    <w:basedOn w:val="Normal"/>
+    <w:next w:val="Normal"/>
+    <w:link w:val="IntenseQuoteChar"/>
     <w:uiPriority w:val="30"/>
     <w:qFormat/>
     <w:rsid w:val="009A306F"/>
@@ -1300,10 +1351,10 @@
       <w:color w:val="0F4761" w:themeColor="accent1" w:themeShade="BF"/>
     </w:rPr>
   </w:style>
-  <w:style w:type="character" w:customStyle="1" w:styleId="DuidelijkcitaatChar">
-    <w:name w:val="Duidelijk citaat Char"/>
-    <w:basedOn w:val="Standaardalinea-lettertype"/>
-    <w:link w:val="Duidelijkcitaat"/>
+  <w:style w:type="character" w:customStyle="1" w:styleId="IntenseQuoteChar">
+    <w:name w:val="Intense Quote Char"/>
+    <w:basedOn w:val="DefaultParagraphFont"/>
+    <w:link w:val="IntenseQuote"/>
     <w:uiPriority w:val="30"/>
     <w:rsid w:val="009A306F"/>
     <w:rPr>
@@ -1312,9 +1363,9 @@
       <w:color w:val="0F4761" w:themeColor="accent1" w:themeShade="BF"/>
     </w:rPr>
   </w:style>
-  <w:style w:type="character" w:styleId="Intensieveverwijzing">
+  <w:style w:type="character" w:styleId="IntenseReference">
     <w:name w:val="Intense Reference"/>
-    <w:basedOn w:val="Standaardalinea-lettertype"/>
+    <w:basedOn w:val="DefaultParagraphFont"/>
     <w:uiPriority w:val="32"/>
     <w:qFormat/>
     <w:rsid w:val="009A306F"/>
@@ -1326,10 +1377,10 @@
       <w:spacing w:val="5"/>
     </w:rPr>
   </w:style>
-  <w:style w:type="paragraph" w:styleId="HTML-voorafopgemaakt">
+  <w:style w:type="paragraph" w:styleId="HTMLPreformatted">
     <w:name w:val="HTML Preformatted"/>
-    <w:basedOn w:val="Standaard"/>
-    <w:link w:val="HTML-voorafopgemaaktChar"/>
+    <w:basedOn w:val="Normal"/>
+    <w:link w:val="HTMLPreformattedChar"/>
     <w:uiPriority w:val="99"/>
     <w:semiHidden/>
     <w:unhideWhenUsed/>
@@ -1343,10 +1394,10 @@
       <w:szCs w:val="20"/>
     </w:rPr>
   </w:style>
-  <w:style w:type="character" w:customStyle="1" w:styleId="HTML-voorafopgemaaktChar">
-    <w:name w:val="HTML - vooraf opgemaakt Char"/>
-    <w:basedOn w:val="Standaardalinea-lettertype"/>
-    <w:link w:val="HTML-voorafopgemaakt"/>
+  <w:style w:type="character" w:customStyle="1" w:styleId="HTMLPreformattedChar">
+    <w:name w:val="HTML Preformatted Char"/>
+    <w:basedOn w:val="DefaultParagraphFont"/>
+    <w:link w:val="HTMLPreformatted"/>
     <w:uiPriority w:val="99"/>
     <w:semiHidden/>
     <w:rsid w:val="003D6A89"/>
@@ -1356,9 +1407,9 @@
       <w:szCs w:val="20"/>
     </w:rPr>
   </w:style>
-  <w:style w:type="table" w:styleId="Lijsttabel1licht-Accent4">
+  <w:style w:type="table" w:styleId="ListTable1Light-Accent4">
     <w:name w:val="List Table 1 Light Accent 4"/>
-    <w:basedOn w:val="Standaardtabel"/>
+    <w:basedOn w:val="TableNormal"/>
     <w:uiPriority w:val="46"/>
     <w:rsid w:val="00173660"/>
     <w:pPr>
